--- a/assignment/outputs/docx/G1/سارة محمود/M4_2026-03-12 18_09.docx
+++ b/assignment/outputs/docx/G1/سارة محمود/M4_2026-03-12 18_09.docx
@@ -37,7 +37,7 @@
           <w:rFonts w:ascii="Simplified Arabic" w:hAnsi="Simplified Arabic"/>
           <w:sz w:val="28"/>
         </w:rPr>
-        <w:t>مهمة المراجعة دي كانت صعبة قوى، بس في النهاية نجحت أعملها كويس. أول حاجة، افتكرت إن م1 كان فيه نقص في الفهم الجيد للموضوع، فتحسنت شوية في الفهم بعد ما جربت أشرح الموضوع لنفسي وبجد حسيت إن فهمي تحسن.</w:t>
+        <w:t>راجعت المهام السابقة وأجريت تحسينات على كل منها. في المهمة الأولى، ركزت على تحسين فهمي للفكرة الرئيسية. قمت بمراجعة النص بعناية أكبر وأعدت صياغة الجمل بشكل أكثر وضوحاً وأنا أركز على تقديم تفاصيل محددة تعزز الفهم.</w:t>
       </w:r>
     </w:p>
     <w:p>
@@ -49,7 +49,7 @@
           <w:rFonts w:ascii="Simplified Arabic" w:hAnsi="Simplified Arabic"/>
           <w:sz w:val="28"/>
         </w:rPr>
-        <w:t>في م2، المثال اللي اخترته كان ضعيف، فحاولت أختار أمثلة أقوى وأكثر تنوعاً. جربت أركز على أمثلة ملموسة من الرياضة زي تدريبات القوة واللياقة البدنية، وفعلاً شعورك إن الأمثلة دي كانت أقوى وأكثر فائدة.</w:t>
+        <w:t>في المهمة الثانية، حاولت تقديم أمثلة أكثر قوة واستخدمت أمثلة من الحياة اليومية وأفلام رياضية لشرح النص بشكل أكثر فعالية. حاولت أيضاً استخدام أمثلة من الرياضة لأنها مجال مهتم به ويسهل لي فهمها وشرحها بشكل أفضل.</w:t>
       </w:r>
     </w:p>
     <w:p>
@@ -61,7 +61,7 @@
           <w:rFonts w:ascii="Simplified Arabic" w:hAnsi="Simplified Arabic"/>
           <w:sz w:val="28"/>
         </w:rPr>
-        <w:t>بالنسبة لم3، كان التحليل ضحل قوي. فعملت مجهود كبير في تعميق التحليل بتاعي واستخدمت مصادر مختلفة للحصول على وجهات نظر أكثر تنوعاً. كنت شايف إن التحليل الجديد كان أعمق وأكثر إقناعاً.</w:t>
+        <w:t>في المهمة الثالثة، أعمل على تعميق التحليل وتحليل كل جزء من النص بعناية أكبر. استخدمت طرق مختلفة لتحليل الأفكار وربطها بالرياضة واللياقة البدنية. حاولت أيضاً إضافة أفكار شخصية واستنتاجات جديدة.</w:t>
       </w:r>
     </w:p>
     <w:p>
@@ -73,19 +73,7 @@
           <w:rFonts w:ascii="Simplified Arabic" w:hAnsi="Simplified Arabic"/>
           <w:sz w:val="28"/>
         </w:rPr>
-        <w:t>مع كل التحسينات دي، شعورك إن تفكيرك الأخلاقي تحسن. بدل ما تكون مشترك في المشكلات، بتحاول تحللها بشكل أكثر موضوعية وتعمل حلول عملية.</w:t>
-      </w:r>
-    </w:p>
-    <w:p>
-      <w:pPr>
-        <w:jc w:val="right"/>
-      </w:pPr>
-      <w:r>
-        <w:rPr>
-          <w:rFonts w:ascii="Simplified Arabic" w:hAnsi="Simplified Arabic"/>
-          <w:sz w:val="28"/>
-        </w:rPr>
-        <w:t>على العموم، شعورك بالتحسن دا كان محفز جداً. بحاول أعمل نقدي الذاتي بشكل أحسن وأطور نفسياً. في النهاية، كل التحسينات دي فتحت عيني على نقاط ضعف جديدة أركز عليها واجتهد فيها.</w:t>
+        <w:t>في تفكيري الأخلاقي، أصبحت أكثر وعياً بأهمية النقد الذاتي والعمل الجاد. أدركت أهمية تقديم تحليلات عميقة ومفيدة في مهامي الدراسية. في كل مرة أراجع فيها مهامي، أتعلم المزيد وأطور فهمي للأسئلة والأفكار التي أدرسها.</w:t>
       </w:r>
     </w:p>
     <w:sectPr>
